--- a/002-maze-madness/worksheets/week4.docx
+++ b/002-maze-madness/worksheets/week4.docx
@@ -13,7 +13,7 @@
           <w:b/>
           <w:sz w:val="40"/>
         </w:rPr>
-        <w:t>🔂 M002 Week 4 — English Worksheet</w:t>
+        <w:t>🔀 M002 Week 4 — AND / OR</w:t>
       </w:r>
     </w:p>
     <w:p>
@@ -43,10 +43,19 @@
         <w:rPr>
           <w:b/>
         </w:rPr>
+        <w:t>Level:</w:t>
+      </w:r>
+      <w:r>
+        <w:t xml:space="preserve"> Advanced · </w:t>
+      </w:r>
+      <w:r>
+        <w:rPr>
+          <w:b/>
+        </w:rPr>
         <w:t>Time:</w:t>
       </w:r>
       <w:r>
-        <w:t xml:space="preserve"> about 45 minutes</w:t>
+        <w:t xml:space="preserve"> about 55 minutes</w:t>
       </w:r>
     </w:p>
     <w:p>
@@ -63,7 +72,7 @@
           <w:sz w:val="21"/>
           <w:shd w:val="clear" w:fill="EEEEEE"/>
         </w:rPr>
-        <w:t>AND</w:t>
+        <w:t>and</w:t>
       </w:r>
       <w:r>
         <w:t xml:space="preserve"> (both true). This week you add </w:t>
@@ -74,28 +83,10 @@
           <w:sz w:val="21"/>
           <w:shd w:val="clear" w:fill="EEEEEE"/>
         </w:rPr>
-        <w:t>OR</w:t>
+        <w:t>or</w:t>
       </w:r>
       <w:r>
-        <w:t xml:space="preserve"> (</w:t>
-      </w:r>
-      <w:r>
-        <w:rPr>
-          <w:b/>
-        </w:rPr>
-        <w:t>either</w:t>
-      </w:r>
-      <w:r>
-        <w:t xml:space="preserve"> one true) and use them </w:t>
-      </w:r>
-      <w:r>
-        <w:rPr>
-          <w:b/>
-        </w:rPr>
-        <w:t>together</w:t>
-      </w:r>
-      <w:r>
-        <w:t xml:space="preserve"> in the same maze.</w:t>
+        <w:t xml:space="preserve"> (at least one true) and combine them in one maze.</w:t>
       </w:r>
     </w:p>
     <w:p>
@@ -114,10 +105,10 @@
           <w:sz w:val="21"/>
           <w:shd w:val="clear" w:fill="EEEEEE"/>
         </w:rPr>
-        <w:t>AND</w:t>
+        <w:t>and</w:t>
       </w:r>
       <w:r>
-        <w:t xml:space="preserve"> → the action happens </w:t>
+        <w:t xml:space="preserve"> → the action runs </w:t>
       </w:r>
       <w:r>
         <w:rPr>
@@ -145,10 +136,10 @@
           <w:sz w:val="21"/>
           <w:shd w:val="clear" w:fill="EEEEEE"/>
         </w:rPr>
-        <w:t>OR</w:t>
+        <w:t>or</w:t>
       </w:r>
       <w:r>
-        <w:t xml:space="preserve"> → the action happens </w:t>
+        <w:t xml:space="preserve"> → the action runs </w:t>
       </w:r>
       <w:r>
         <w:rPr>
@@ -164,6 +155,48 @@
       <w:pPr>
         <w:keepNext/>
         <w:keepLines/>
+      </w:pPr>
+      <w:r>
+        <w:t xml:space="preserve">Detect walls with </w:t>
+      </w:r>
+      <w:r>
+        <w:rPr>
+          <w:rFonts w:ascii="Consolas" w:hAnsi="Consolas" w:cs="Consolas"/>
+          <w:sz w:val="21"/>
+          <w:shd w:val="clear" w:fill="EEEEEE"/>
+        </w:rPr>
+        <w:t>agent.detect(BLOCK, FORWARD)</w:t>
+      </w:r>
+      <w:r>
+        <w:t xml:space="preserve">. It returns </w:t>
+      </w:r>
+      <w:r>
+        <w:rPr>
+          <w:rFonts w:ascii="Consolas" w:hAnsi="Consolas" w:cs="Consolas"/>
+          <w:sz w:val="21"/>
+          <w:shd w:val="clear" w:fill="EEEEEE"/>
+        </w:rPr>
+        <w:t>True</w:t>
+      </w:r>
+      <w:r>
+        <w:t xml:space="preserve"> when a block is there. Use </w:t>
+      </w:r>
+      <w:r>
+        <w:rPr>
+          <w:rFonts w:ascii="Consolas" w:hAnsi="Consolas" w:cs="Consolas"/>
+          <w:sz w:val="21"/>
+          <w:shd w:val="clear" w:fill="EEEEEE"/>
+        </w:rPr>
+        <w:t>not</w:t>
+      </w:r>
+      <w:r>
+        <w:t xml:space="preserve"> for an open path.</w:t>
+      </w:r>
+    </w:p>
+    <w:p>
+      <w:pPr>
+        <w:keepNext/>
+        <w:keepLines/>
         <w:pageBreakBefore/>
         <w:spacing w:before="40" w:after="120"/>
       </w:pPr>
@@ -182,7 +215,7 @@
         <w:keepLines/>
       </w:pPr>
       <w:r>
-        <w:t>Read each set of steps. Before you imagine the agent doing it, write what you think will happen.</w:t>
+        <w:t>Read each block. Write what the agent does before you picture it.</w:t>
       </w:r>
     </w:p>
     <w:p>
@@ -198,9 +231,9 @@
           <w:rFonts w:ascii="Consolas" w:hAnsi="Consolas" w:cs="Consolas"/>
           <w:sz w:val="21"/>
         </w:rPr>
-        <w:t>if wall ahead AND wall on right:</w:t>
+        <w:t>if agent.detect(BLOCK, FORWARD) and agent.detect(BLOCK, RIGHT):</w:t>
         <w:br/>
-        <w:t xml:space="preserve">    turn left</w:t>
+        <w:t xml:space="preserve">    agent.turn(LEFT_TURN)</w:t>
       </w:r>
     </w:p>
     <w:p>
@@ -209,10 +242,7 @@
         <w:keepLines/>
       </w:pPr>
       <w:r>
-        <w:rPr>
-          <w:b/>
-        </w:rPr>
-        <w:t>Both must be true. The agent has a wall ahead but an open path on the right — does it turn left?</w:t>
+        <w:t>Wall ahead, open right. Does it turn left? Why?</w:t>
       </w:r>
     </w:p>
     <w:p>
@@ -280,9 +310,9 @@
           <w:rFonts w:ascii="Consolas" w:hAnsi="Consolas" w:cs="Consolas"/>
           <w:sz w:val="21"/>
         </w:rPr>
-        <w:t>if no wall ahead OR no wall below:</w:t>
+        <w:t>if not agent.detect(BLOCK, FORWARD) or not agent.detect(BLOCK, DOWN):</w:t>
         <w:br/>
-        <w:t xml:space="preserve">    move forward</w:t>
+        <w:t xml:space="preserve">    agent.move(FORWARD, 1)</w:t>
       </w:r>
     </w:p>
     <w:p>
@@ -291,10 +321,7 @@
         <w:keepLines/>
       </w:pPr>
       <w:r>
-        <w:rPr>
-          <w:b/>
-        </w:rPr>
-        <w:t>Only one needs to be true. The path ahead is blocked but the path below is open — does the agent move?</w:t>
+        <w:t>Ahead blocked, below open. Does it move? Why?</w:t>
       </w:r>
     </w:p>
     <w:p>
@@ -362,19 +389,19 @@
           <w:rFonts w:ascii="Consolas" w:hAnsi="Consolas" w:cs="Consolas"/>
           <w:sz w:val="21"/>
         </w:rPr>
-        <w:t>keep doing forever:</w:t>
+        <w:t>while True:</w:t>
         <w:br/>
-        <w:t xml:space="preserve">    if wall ahead AND wall on right:</w:t>
+        <w:t xml:space="preserve">    if agent.detect(BLOCK, FORWARD) and agent.detect(BLOCK, RIGHT):</w:t>
         <w:br/>
-        <w:t xml:space="preserve">        turn left</w:t>
+        <w:t xml:space="preserve">        agent.turn(LEFT_TURN)</w:t>
         <w:br/>
-        <w:t xml:space="preserve">    otherwise if no wall ahead OR no wall on left:</w:t>
+        <w:t xml:space="preserve">    elif not agent.detect(BLOCK, FORWARD) or not agent.detect(BLOCK, LEFT):</w:t>
         <w:br/>
-        <w:t xml:space="preserve">        move forward</w:t>
+        <w:t xml:space="preserve">        agent.move(FORWARD, 1)</w:t>
         <w:br/>
-        <w:t xml:space="preserve">    otherwise:</w:t>
+        <w:t xml:space="preserve">    else:</w:t>
         <w:br/>
-        <w:t xml:space="preserve">        turn right</w:t>
+        <w:t xml:space="preserve">        agent.turn(RIGHT_TURN)</w:t>
       </w:r>
     </w:p>
     <w:p>
@@ -383,10 +410,7 @@
         <w:keepLines/>
       </w:pPr>
       <w:r>
-        <w:rPr>
-          <w:b/>
-        </w:rPr>
-        <w:t>The agent reaches a corner with walls on the front AND right. What does it do? At an open junction, which branch runs?</w:t>
+        <w:t>At a front-and-right corner, what runs? At an open junction, which branch runs?</w:t>
       </w:r>
     </w:p>
     <w:p>
@@ -454,7 +478,7 @@
           <w:color w:val="1A4D2E"/>
           <w:sz w:val="30"/>
         </w:rPr>
-        <w:t>2 · Spot the Bug 🐛</w:t>
+        <w:t>2 · Trace the Truth 🔎</w:t>
       </w:r>
     </w:p>
     <w:p>
@@ -463,16 +487,151 @@
         <w:keepLines/>
       </w:pPr>
       <w:r>
-        <w:t xml:space="preserve">Each block of code below was meant to do something, but it is broken. Read what the code is </w:t>
+        <w:t>Fill the table. Write the branch that runs for each case.</w:t>
+      </w:r>
+    </w:p>
+    <w:p>
+      <w:pPr>
+        <w:spacing w:before="40" w:after="160"/>
+        <w:ind w:left="288"/>
+        <w:keepNext/>
+        <w:keepLines/>
+        <w:shd w:val="clear" w:fill="F4F4F4"/>
+      </w:pPr>
+      <w:r>
+        <w:rPr>
+          <w:rFonts w:ascii="Consolas" w:hAnsi="Consolas" w:cs="Consolas"/>
+          <w:sz w:val="21"/>
+        </w:rPr>
+        <w:t>if agent.detect(BLOCK, FORWARD) and agent.detect(BLOCK, RIGHT):</w:t>
+        <w:br/>
+        <w:t xml:space="preserve">    agent.turn(LEFT_TURN)</w:t>
+        <w:br/>
+        <w:t>elif not agent.detect(BLOCK, FORWARD):</w:t>
+        <w:br/>
+        <w:t xml:space="preserve">    agent.move(FORWARD, 1)</w:t>
+        <w:br/>
+        <w:t>else:</w:t>
+        <w:br/>
+        <w:t xml:space="preserve">    agent.turn(RIGHT_TURN)</w:t>
+      </w:r>
+    </w:p>
+    <w:p>
+      <w:pPr>
+        <w:keepNext/>
+        <w:keepLines/>
+      </w:pPr>
+      <w:r>
+        <w:t>| Front | Right | What runs? |</w:t>
+      </w:r>
+    </w:p>
+    <w:p>
+      <w:pPr>
+        <w:keepNext/>
+        <w:keepLines/>
+      </w:pPr>
+      <w:r>
+        <w:t>|-------|-------|-----------|</w:t>
+      </w:r>
+    </w:p>
+    <w:p>
+      <w:pPr>
+        <w:keepNext/>
+        <w:keepLines/>
+      </w:pPr>
+      <w:r>
+        <w:t>| wall | wall | |</w:t>
+      </w:r>
+    </w:p>
+    <w:p>
+      <w:pPr>
+        <w:keepNext/>
+        <w:keepLines/>
+      </w:pPr>
+      <w:r>
+        <w:t>| wall | open | |</w:t>
+      </w:r>
+    </w:p>
+    <w:p>
+      <w:pPr>
+        <w:keepNext/>
+        <w:keepLines/>
+      </w:pPr>
+      <w:r>
+        <w:t>| open | wall | |</w:t>
+      </w:r>
+    </w:p>
+    <w:p>
+      <w:pPr>
+        <w:spacing w:after="0" w:before="0" w:line="520" w:lineRule="exact"/>
+        <w:keepNext/>
+        <w:keepLines/>
+        <w:pBdr>
+          <w:bottom w:val="single" w:sz="6" w:space="1" w:color="C9C9C9"/>
+        </w:pBdr>
+      </w:pPr>
+      <w:r>
+        <w:t xml:space="preserve"> </w:t>
+      </w:r>
+    </w:p>
+    <w:p>
+      <w:pPr>
+        <w:spacing w:after="0" w:before="0" w:line="520" w:lineRule="exact"/>
+        <w:keepNext/>
+        <w:keepLines/>
+        <w:pBdr>
+          <w:bottom w:val="single" w:sz="6" w:space="1" w:color="C9C9C9"/>
+        </w:pBdr>
+      </w:pPr>
+      <w:r>
+        <w:t xml:space="preserve"> </w:t>
+      </w:r>
+    </w:p>
+    <w:p>
+      <w:pPr>
+        <w:spacing w:after="0" w:before="0" w:line="520" w:lineRule="exact"/>
+        <w:keepNext w:val="0"/>
+        <w:keepLines/>
+        <w:pBdr>
+          <w:bottom w:val="single" w:sz="6" w:space="1" w:color="C9C9C9"/>
+        </w:pBdr>
+      </w:pPr>
+      <w:r>
+        <w:t xml:space="preserve"> </w:t>
+      </w:r>
+    </w:p>
+    <w:p>
+      <w:pPr>
+        <w:keepNext/>
+        <w:keepLines/>
+        <w:pageBreakBefore/>
+        <w:spacing w:before="40" w:after="120"/>
+      </w:pPr>
+      <w:r>
+        <w:rPr>
+          <w:b/>
+          <w:color w:val="1A4D2E"/>
+          <w:sz w:val="30"/>
+        </w:rPr>
+        <w:t>3 · Spot and Fix Bugs 🐛</w:t>
+      </w:r>
+    </w:p>
+    <w:p>
+      <w:pPr>
+        <w:keepNext/>
+        <w:keepLines/>
+      </w:pPr>
+      <w:r>
+        <w:t xml:space="preserve">Read what each block </w:t>
       </w:r>
       <w:r>
         <w:rPr>
           <w:b/>
         </w:rPr>
-        <w:t>supposed</w:t>
+        <w:t>should</w:t>
       </w:r>
       <w:r>
-        <w:t xml:space="preserve"> to do, then rewrite it so it works. After that, explain why the original was wrong and why your fix works.</w:t>
+        <w:t xml:space="preserve"> do, then rewrite it. Explain the fix.</w:t>
       </w:r>
     </w:p>
     <w:p>
@@ -487,16 +646,16 @@
         <w:t>Bug A</w:t>
       </w:r>
       <w:r>
-        <w:t xml:space="preserve"> — The agent should turn left </w:t>
+        <w:t xml:space="preserve"> — Turn left </w:t>
       </w:r>
       <w:r>
         <w:rPr>
           <w:b/>
         </w:rPr>
-        <w:t>only when</w:t>
+        <w:t>only</w:t>
       </w:r>
       <w:r>
-        <w:t xml:space="preserve"> there is a wall ahead AND a wall on the right (a dead-end corner). Right now it turns at *any* wall.</w:t>
+        <w:t xml:space="preserve"> at a dead-end corner (wall ahead AND wall on right). Right now it turns at any wall.</w:t>
       </w:r>
     </w:p>
     <w:p>
@@ -512,9 +671,9 @@
           <w:rFonts w:ascii="Consolas" w:hAnsi="Consolas" w:cs="Consolas"/>
           <w:sz w:val="21"/>
         </w:rPr>
-        <w:t>if wall ahead OR wall on right:</w:t>
+        <w:t>if agent.detect(BLOCK, FORWARD) or agent.detect(BLOCK, RIGHT):</w:t>
         <w:br/>
-        <w:t xml:space="preserve">    turn left</w:t>
+        <w:t xml:space="preserve">    agent.turn(LEFT_TURN)</w:t>
       </w:r>
     </w:p>
     <w:p>
@@ -523,10 +682,7 @@
         <w:keepLines/>
       </w:pPr>
       <w:r>
-        <w:rPr>
-          <w:b/>
-        </w:rPr>
-        <w:t>Write the fixed code:</w:t>
+        <w:t>Fixed code:</w:t>
       </w:r>
     </w:p>
     <w:p>
@@ -587,9 +743,6 @@
         <w:keepLines/>
       </w:pPr>
       <w:r>
-        <w:rPr>
-          <w:b/>
-        </w:rPr>
         <w:t>Why was it wrong? Why does your fix work?</w:t>
       </w:r>
     </w:p>
@@ -657,7 +810,7 @@
         <w:t>Bug B</w:t>
       </w:r>
       <w:r>
-        <w:t xml:space="preserve"> — The agent should move forward when </w:t>
+        <w:t xml:space="preserve"> — Move forward when </w:t>
       </w:r>
       <w:r>
         <w:rPr>
@@ -666,7 +819,7 @@
         <w:t>either</w:t>
       </w:r>
       <w:r>
-        <w:t xml:space="preserve"> the path ahead is clear OR the path below is clear.</w:t>
+        <w:t xml:space="preserve"> the path ahead OR the path below is clear.</w:t>
       </w:r>
     </w:p>
     <w:p>
@@ -682,9 +835,9 @@
           <w:rFonts w:ascii="Consolas" w:hAnsi="Consolas" w:cs="Consolas"/>
           <w:sz w:val="21"/>
         </w:rPr>
-        <w:t>if no wall ahead AND no wall below:</w:t>
+        <w:t>if not agent.detect(BLOCK, FORWARD) and not agent.detect(BLOCK, DOWN):</w:t>
         <w:br/>
-        <w:t xml:space="preserve">    move forward</w:t>
+        <w:t xml:space="preserve">    agent.move(FORWARD, 1)</w:t>
       </w:r>
     </w:p>
     <w:p>
@@ -693,10 +846,7 @@
         <w:keepLines/>
       </w:pPr>
       <w:r>
-        <w:rPr>
-          <w:b/>
-        </w:rPr>
-        <w:t>Write the fixed code:</w:t>
+        <w:t>Fixed code:</w:t>
       </w:r>
     </w:p>
     <w:p>
@@ -757,9 +907,6 @@
         <w:keepLines/>
       </w:pPr>
       <w:r>
-        <w:rPr>
-          <w:b/>
-        </w:rPr>
         <w:t>Why was it wrong? Why does your fix work?</w:t>
       </w:r>
     </w:p>
@@ -827,16 +974,7 @@
         <w:t>Bug C</w:t>
       </w:r>
       <w:r>
-        <w:t xml:space="preserve"> — At a fork the agent should </w:t>
-      </w:r>
-      <w:r>
-        <w:rPr>
-          <w:b/>
-        </w:rPr>
-        <w:t>turn right if it can</w:t>
-      </w:r>
-      <w:r>
-        <w:t xml:space="preserve"> (path on the right), otherwise turn left. Right now the order is wrong, so it always turns left first.</w:t>
+        <w:t xml:space="preserve"> — At a fork, turn right if the right is open, otherwise turn left. The order is wrong, so it always turns left first.</w:t>
       </w:r>
     </w:p>
     <w:p>
@@ -852,13 +990,13 @@
           <w:rFonts w:ascii="Consolas" w:hAnsi="Consolas" w:cs="Consolas"/>
           <w:sz w:val="21"/>
         </w:rPr>
-        <w:t>if no wall on left:</w:t>
+        <w:t>if not agent.detect(BLOCK, LEFT):</w:t>
         <w:br/>
-        <w:t xml:space="preserve">    turn left</w:t>
+        <w:t xml:space="preserve">    agent.turn(LEFT_TURN)</w:t>
         <w:br/>
-        <w:t>otherwise if no wall on right:</w:t>
+        <w:t>elif not agent.detect(BLOCK, RIGHT):</w:t>
         <w:br/>
-        <w:t xml:space="preserve">    turn right</w:t>
+        <w:t xml:space="preserve">    agent.turn(RIGHT_TURN)</w:t>
       </w:r>
     </w:p>
     <w:p>
@@ -867,13 +1005,7 @@
         <w:keepLines/>
       </w:pPr>
       <w:r>
-        <w:rPr>
-          <w:b/>
-        </w:rPr>
-        <w:t>Hint:</w:t>
-      </w:r>
-      <w:r>
-        <w:t xml:space="preserve"> check the right side first.</w:t>
+        <w:t>Hint: check the right side first.</w:t>
       </w:r>
     </w:p>
     <w:p>
@@ -882,10 +1014,7 @@
         <w:keepLines/>
       </w:pPr>
       <w:r>
-        <w:rPr>
-          <w:b/>
-        </w:rPr>
-        <w:t>Write the fixed code:</w:t>
+        <w:t>Fixed code:</w:t>
       </w:r>
     </w:p>
     <w:p>
@@ -946,9 +1075,6 @@
         <w:keepLines/>
       </w:pPr>
       <w:r>
-        <w:rPr>
-          <w:b/>
-        </w:rPr>
         <w:t>Why was it wrong? Why does your fix work?</w:t>
       </w:r>
     </w:p>
@@ -1017,7 +1143,7 @@
           <w:color w:val="1A4D2E"/>
           <w:sz w:val="30"/>
         </w:rPr>
-        <w:t>3 · Tell Me What You Built 📸</w:t>
+        <w:t>4 · Write the Code ✍️</w:t>
       </w:r>
     </w:p>
     <w:p>
@@ -1026,7 +1152,220 @@
         <w:keepLines/>
       </w:pPr>
       <w:r>
-        <w:t xml:space="preserve">Now switch to your homework world. Solve the maze using </w:t>
+        <w:t xml:space="preserve">Write a </w:t>
+      </w:r>
+      <w:r>
+        <w:rPr>
+          <w:rFonts w:ascii="Consolas" w:hAnsi="Consolas" w:cs="Consolas"/>
+          <w:sz w:val="21"/>
+          <w:shd w:val="clear" w:fill="EEEEEE"/>
+        </w:rPr>
+        <w:t>while True</w:t>
+      </w:r>
+      <w:r>
+        <w:t xml:space="preserve"> loop that:</w:t>
+      </w:r>
+    </w:p>
+    <w:p>
+      <w:pPr>
+        <w:keepNext/>
+        <w:keepLines/>
+        <w:spacing w:after="60"/>
+        <w:ind w:left="576"/>
+      </w:pPr>
+      <w:r>
+        <w:t xml:space="preserve">•  </w:t>
+      </w:r>
+      <w:r>
+        <w:t xml:space="preserve">turns left when there is a wall ahead </w:t>
+      </w:r>
+      <w:r>
+        <w:rPr>
+          <w:b/>
+        </w:rPr>
+        <w:t>and</w:t>
+      </w:r>
+      <w:r>
+        <w:t xml:space="preserve"> a wall on the right,</w:t>
+      </w:r>
+    </w:p>
+    <w:p>
+      <w:pPr>
+        <w:keepNext/>
+        <w:keepLines/>
+        <w:spacing w:after="60"/>
+        <w:ind w:left="576"/>
+      </w:pPr>
+      <w:r>
+        <w:t xml:space="preserve">•  </w:t>
+      </w:r>
+      <w:r>
+        <w:t xml:space="preserve">else moves forward when the path ahead </w:t>
+      </w:r>
+      <w:r>
+        <w:rPr>
+          <w:b/>
+        </w:rPr>
+        <w:t>or</w:t>
+      </w:r>
+      <w:r>
+        <w:t xml:space="preserve"> the path below is open,</w:t>
+      </w:r>
+    </w:p>
+    <w:p>
+      <w:pPr>
+        <w:keepNext/>
+        <w:keepLines/>
+        <w:spacing w:after="60"/>
+        <w:ind w:left="576"/>
+      </w:pPr>
+      <w:r>
+        <w:t xml:space="preserve">•  </w:t>
+      </w:r>
+      <w:r>
+        <w:t>else turns right.</w:t>
+      </w:r>
+    </w:p>
+    <w:p>
+      <w:pPr>
+        <w:spacing w:after="0" w:before="0" w:line="520" w:lineRule="exact"/>
+        <w:keepNext/>
+        <w:keepLines/>
+        <w:pBdr>
+          <w:bottom w:val="single" w:sz="6" w:space="1" w:color="C9C9C9"/>
+        </w:pBdr>
+      </w:pPr>
+      <w:r>
+        <w:t xml:space="preserve"> </w:t>
+      </w:r>
+    </w:p>
+    <w:p>
+      <w:pPr>
+        <w:spacing w:after="0" w:before="0" w:line="520" w:lineRule="exact"/>
+        <w:keepNext/>
+        <w:keepLines/>
+        <w:pBdr>
+          <w:bottom w:val="single" w:sz="6" w:space="1" w:color="C9C9C9"/>
+        </w:pBdr>
+      </w:pPr>
+      <w:r>
+        <w:t xml:space="preserve"> </w:t>
+      </w:r>
+    </w:p>
+    <w:p>
+      <w:pPr>
+        <w:spacing w:after="0" w:before="0" w:line="520" w:lineRule="exact"/>
+        <w:keepNext/>
+        <w:keepLines/>
+        <w:pBdr>
+          <w:bottom w:val="single" w:sz="6" w:space="1" w:color="C9C9C9"/>
+        </w:pBdr>
+      </w:pPr>
+      <w:r>
+        <w:t xml:space="preserve"> </w:t>
+      </w:r>
+    </w:p>
+    <w:p>
+      <w:pPr>
+        <w:spacing w:after="0" w:before="0" w:line="520" w:lineRule="exact"/>
+        <w:keepNext/>
+        <w:keepLines/>
+        <w:pBdr>
+          <w:bottom w:val="single" w:sz="6" w:space="1" w:color="C9C9C9"/>
+        </w:pBdr>
+      </w:pPr>
+      <w:r>
+        <w:t xml:space="preserve"> </w:t>
+      </w:r>
+    </w:p>
+    <w:p>
+      <w:pPr>
+        <w:spacing w:after="0" w:before="0" w:line="520" w:lineRule="exact"/>
+        <w:keepNext/>
+        <w:keepLines/>
+        <w:pBdr>
+          <w:bottom w:val="single" w:sz="6" w:space="1" w:color="C9C9C9"/>
+        </w:pBdr>
+      </w:pPr>
+      <w:r>
+        <w:t xml:space="preserve"> </w:t>
+      </w:r>
+    </w:p>
+    <w:p>
+      <w:pPr>
+        <w:spacing w:after="0" w:before="0" w:line="520" w:lineRule="exact"/>
+        <w:keepNext/>
+        <w:keepLines/>
+        <w:pBdr>
+          <w:bottom w:val="single" w:sz="6" w:space="1" w:color="C9C9C9"/>
+        </w:pBdr>
+      </w:pPr>
+      <w:r>
+        <w:t xml:space="preserve"> </w:t>
+      </w:r>
+    </w:p>
+    <w:p>
+      <w:pPr>
+        <w:spacing w:after="0" w:before="0" w:line="520" w:lineRule="exact"/>
+        <w:keepNext/>
+        <w:keepLines/>
+        <w:pBdr>
+          <w:bottom w:val="single" w:sz="6" w:space="1" w:color="C9C9C9"/>
+        </w:pBdr>
+      </w:pPr>
+      <w:r>
+        <w:t xml:space="preserve"> </w:t>
+      </w:r>
+    </w:p>
+    <w:p>
+      <w:pPr>
+        <w:spacing w:after="0" w:before="0" w:line="520" w:lineRule="exact"/>
+        <w:keepNext/>
+        <w:keepLines/>
+        <w:pBdr>
+          <w:bottom w:val="single" w:sz="6" w:space="1" w:color="C9C9C9"/>
+        </w:pBdr>
+      </w:pPr>
+      <w:r>
+        <w:t xml:space="preserve"> </w:t>
+      </w:r>
+    </w:p>
+    <w:p>
+      <w:pPr>
+        <w:spacing w:after="0" w:before="0" w:line="520" w:lineRule="exact"/>
+        <w:keepNext w:val="0"/>
+        <w:keepLines/>
+        <w:pBdr>
+          <w:bottom w:val="single" w:sz="6" w:space="1" w:color="C9C9C9"/>
+        </w:pBdr>
+      </w:pPr>
+      <w:r>
+        <w:t xml:space="preserve"> </w:t>
+      </w:r>
+    </w:p>
+    <w:p>
+      <w:pPr>
+        <w:keepNext/>
+        <w:keepLines/>
+        <w:pageBreakBefore/>
+        <w:spacing w:before="40" w:after="120"/>
+      </w:pPr>
+      <w:r>
+        <w:rPr>
+          <w:b/>
+          <w:color w:val="1A4D2E"/>
+          <w:sz w:val="30"/>
+        </w:rPr>
+        <w:t>5 · Finish the Maze 📸</w:t>
+      </w:r>
+    </w:p>
+    <w:p>
+      <w:pPr>
+        <w:keepNext/>
+        <w:keepLines/>
+      </w:pPr>
+      <w:r>
+        <w:t xml:space="preserve">Switch to your homework world. Solve the maze using </w:t>
       </w:r>
       <w:r>
         <w:rPr>
@@ -1043,7 +1382,7 @@
           <w:sz w:val="21"/>
           <w:shd w:val="clear" w:fill="EEEEEE"/>
         </w:rPr>
-        <w:t>AND</w:t>
+        <w:t>and</w:t>
       </w:r>
       <w:r>
         <w:t xml:space="preserve"> condition and an </w:t>
@@ -1054,10 +1393,10 @@
           <w:sz w:val="21"/>
           <w:shd w:val="clear" w:fill="EEEEEE"/>
         </w:rPr>
-        <w:t>OR</w:t>
+        <w:t>or</w:t>
       </w:r>
       <w:r>
-        <w:t xml:space="preserve"> condition. When you finish, come back here.</w:t>
+        <w:t xml:space="preserve"> condition. Come back when the agent reaches the end.</w:t>
       </w:r>
     </w:p>
     <w:p>
@@ -1066,7 +1405,7 @@
         <w:keepLines/>
       </w:pPr>
       <w:r>
-        <w:t>Send a photo or video of the agent reaching the end, then explain what you did. Use these sentence starters — write 4 to 6 sentences total.</w:t>
+        <w:t>Send a photo or video of the agent at the end. Write 4 to 6 sentences.</w:t>
       </w:r>
     </w:p>
     <w:p>
@@ -1104,7 +1443,7 @@
           <w:i/>
           <w:color w:val="444444"/>
         </w:rPr>
-        <w:t>AND</w:t>
+        <w:t>and</w:t>
       </w:r>
       <w:r>
         <w:rPr>
@@ -1134,7 +1473,7 @@
           <w:i/>
           <w:color w:val="444444"/>
         </w:rPr>
-        <w:t>OR</w:t>
+        <w:t>or</w:t>
       </w:r>
       <w:r>
         <w:rPr>
@@ -1156,7 +1495,7 @@
           <w:i/>
           <w:color w:val="444444"/>
         </w:rPr>
-        <w:t>One tricky moment was when …</w:t>
+        <w:t>One tricky moment was …</w:t>
       </w:r>
     </w:p>
     <w:p>
@@ -1358,7 +1697,7 @@
           <w:color w:val="1A4D2E"/>
           <w:sz w:val="30"/>
         </w:rPr>
-        <w:t>4 · Record Your Walkthrough 🎥</w:t>
+        <w:t>6 · Record Your Walkthrough 🎥</w:t>
       </w:r>
     </w:p>
     <w:p>
@@ -1367,13 +1706,13 @@
         <w:keepLines/>
       </w:pPr>
       <w:r>
-        <w:t xml:space="preserve">Now take a video on your phone (or a parent's phone) while the agent runs the maze. Talk through it like you are teaching someone who has never seen it. Try to use these words: </w:t>
+        <w:t xml:space="preserve">Film the maze on your phone. Teach someone who has never seen it. Use these words: </w:t>
       </w:r>
       <w:r>
         <w:rPr>
           <w:b/>
         </w:rPr>
-        <w:t>AND</w:t>
+        <w:t>and</w:t>
       </w:r>
       <w:r>
         <w:t xml:space="preserve">, </w:t>
@@ -1382,7 +1721,7 @@
         <w:rPr>
           <w:b/>
         </w:rPr>
-        <w:t>OR</w:t>
+        <w:t>or</w:t>
       </w:r>
       <w:r>
         <w:t xml:space="preserve">, </w:t>
@@ -1423,7 +1762,7 @@
         <w:ind w:left="864"/>
       </w:pPr>
       <w:r>
-        <w:t>1.  Show the start of the maze, then run your code.</w:t>
+        <w:t>1.  Show the start, then run your code.</w:t>
       </w:r>
     </w:p>
     <w:p>
@@ -1442,10 +1781,10 @@
           <w:sz w:val="21"/>
           <w:shd w:val="clear" w:fill="EEEEEE"/>
         </w:rPr>
-        <w:t>if … AND …</w:t>
+        <w:t>and</w:t>
       </w:r>
       <w:r>
-        <w:t xml:space="preserve"> and </w:t>
+        <w:t xml:space="preserve"> block and </w:t>
       </w:r>
       <w:r>
         <w:rPr>
@@ -1453,10 +1792,10 @@
           <w:sz w:val="21"/>
           <w:shd w:val="clear" w:fill="EEEEEE"/>
         </w:rPr>
-        <w:t>if … OR …</w:t>
+        <w:t>or</w:t>
       </w:r>
       <w:r>
-        <w:t xml:space="preserve"> block out loud and say what makes it run.</w:t>
+        <w:t xml:space="preserve"> block out loud. Say what makes it run.</w:t>
       </w:r>
     </w:p>
     <w:p>
@@ -1484,7 +1823,7 @@
         <w:rPr>
           <w:b/>
         </w:rPr>
-        <w:t>AND</w:t>
+        <w:t>and</w:t>
       </w:r>
       <w:r>
         <w:t xml:space="preserve"> is different from </w:t>
@@ -1493,7 +1832,7 @@
         <w:rPr>
           <w:b/>
         </w:rPr>
-        <w:t>OR</w:t>
+        <w:t>or</w:t>
       </w:r>
       <w:r>
         <w:t>.</w:t>
@@ -1505,13 +1844,7 @@
         <w:keepLines/>
       </w:pPr>
       <w:r>
-        <w:rPr>
-          <w:b/>
-        </w:rPr>
-        <w:t>Write what you will say in your video.</w:t>
-      </w:r>
-      <w:r>
-        <w:t xml:space="preserve"> Use the space below to plan it before you record — you can read from it while filming.</w:t>
+        <w:t>Plan your words below before you film. You can read from it while recording.</w:t>
       </w:r>
     </w:p>
     <w:p>
